--- a/Doc.docx
+++ b/Doc.docx
@@ -7,8 +7,15 @@
         <w:pStyle w:val="Ttulo"/>
       </w:pPr>
       <w:r>
-        <w:t>Task-Manager semi-auto</w:t>
-      </w:r>
+        <w:t xml:space="preserve">Task-Manager </w:t>
+      </w:r>
+      <w:proofErr w:type="spellStart"/>
+      <w:proofErr w:type="gramStart"/>
+      <w:r>
+        <w:t>semi-auto</w:t>
+      </w:r>
+      <w:proofErr w:type="spellEnd"/>
+      <w:proofErr w:type="gramEnd"/>
     </w:p>
     <w:p>
       <w:pPr>
@@ -35,11 +42,29 @@
       <w:pPr>
         <w:pStyle w:val="Ttulo2"/>
       </w:pPr>
-      <w:r>
-        <w:t>formatHMS(segundo</w:t>
-      </w:r>
-      <w:r>
-        <w:t xml:space="preserve"> decimal : int / float</w:t>
+      <w:proofErr w:type="spellStart"/>
+      <w:proofErr w:type="gramStart"/>
+      <w:r>
+        <w:t>formatHMS</w:t>
+      </w:r>
+      <w:proofErr w:type="spellEnd"/>
+      <w:r>
+        <w:t>(</w:t>
+      </w:r>
+      <w:proofErr w:type="gramEnd"/>
+      <w:r>
+        <w:t>segundo</w:t>
+      </w:r>
+      <w:r>
+        <w:t xml:space="preserve"> </w:t>
+      </w:r>
+      <w:proofErr w:type="gramStart"/>
+      <w:r>
+        <w:t>decimal :</w:t>
+      </w:r>
+      <w:proofErr w:type="gramEnd"/>
+      <w:r>
+        <w:t xml:space="preserve"> int / float</w:t>
       </w:r>
       <w:r>
         <w:t>)</w:t>
@@ -150,8 +175,26 @@
       <w:pPr>
         <w:pStyle w:val="Ttulo2"/>
       </w:pPr>
-      <w:r>
-        <w:t>horaParaHorasBonita(hora decimal : int / float)</w:t>
+      <w:proofErr w:type="spellStart"/>
+      <w:proofErr w:type="gramStart"/>
+      <w:r>
+        <w:t>horaParaHorasBonita</w:t>
+      </w:r>
+      <w:proofErr w:type="spellEnd"/>
+      <w:r>
+        <w:t>(</w:t>
+      </w:r>
+      <w:proofErr w:type="gramEnd"/>
+      <w:r>
+        <w:t xml:space="preserve">hora </w:t>
+      </w:r>
+      <w:proofErr w:type="gramStart"/>
+      <w:r>
+        <w:t>decimal :</w:t>
+      </w:r>
+      <w:proofErr w:type="gramEnd"/>
+      <w:r>
+        <w:t xml:space="preserve"> int / float)</w:t>
       </w:r>
     </w:p>
     <w:p>
@@ -201,7 +244,15 @@
     </w:p>
     <w:p>
       <w:r>
-        <w:t>Essa função tem um parâmetro chamado horasFeia que preferencialmente recebe um valor decimal não inteiro</w:t>
+        <w:t xml:space="preserve">Essa função tem um parâmetro chamado </w:t>
+      </w:r>
+      <w:proofErr w:type="spellStart"/>
+      <w:r>
+        <w:t>horasFeia</w:t>
+      </w:r>
+      <w:proofErr w:type="spellEnd"/>
+      <w:r>
+        <w:t xml:space="preserve"> que preferencialmente recebe um valor decimal não inteiro</w:t>
       </w:r>
       <w:r>
         <w:t xml:space="preserve"> que se refere a horas no formato decimal</w:t>
@@ -210,7 +261,31 @@
         <w:t>, o algoritmo dessa função cria uma variável segundos</w:t>
       </w:r>
       <w:r>
-        <w:t xml:space="preserve"> que recebe o parâmetro horasFeia multiplicado por 3600, ou seja convertendo horas para segundos. Essa função tem como retorno o retorno da função formatHMS(segundos), que tem como argumento a variável segundos.</w:t>
+        <w:t xml:space="preserve"> que recebe o parâmetro </w:t>
+      </w:r>
+      <w:proofErr w:type="spellStart"/>
+      <w:r>
+        <w:t>horasFeia</w:t>
+      </w:r>
+      <w:proofErr w:type="spellEnd"/>
+      <w:r>
+        <w:t xml:space="preserve"> multiplicado por 3600, </w:t>
+      </w:r>
+      <w:proofErr w:type="gramStart"/>
+      <w:r>
+        <w:t>ou seja</w:t>
+      </w:r>
+      <w:proofErr w:type="gramEnd"/>
+      <w:r>
+        <w:t xml:space="preserve"> convertendo horas para segundos. Essa função tem como retorno o retorno da função </w:t>
+      </w:r>
+      <w:proofErr w:type="spellStart"/>
+      <w:r>
+        <w:t>formatHMS</w:t>
+      </w:r>
+      <w:proofErr w:type="spellEnd"/>
+      <w:r>
+        <w:t>(segundos), que tem como argumento a variável segundos.</w:t>
       </w:r>
     </w:p>
     <w:p>
@@ -283,16 +358,34 @@
         <w:pStyle w:val="Ttulo2"/>
       </w:pPr>
       <w:r>
-        <w:t>1 – conversor hora decimal para hora hh:mm:ss</w:t>
-      </w:r>
+        <w:t xml:space="preserve">1 – </w:t>
+      </w:r>
+      <w:proofErr w:type="gramStart"/>
+      <w:r>
+        <w:t>conversor</w:t>
+      </w:r>
+      <w:proofErr w:type="gramEnd"/>
+      <w:r>
+        <w:t xml:space="preserve"> hora decimal para hora </w:t>
+      </w:r>
+      <w:proofErr w:type="spellStart"/>
+      <w:r>
+        <w:t>hh:mm:ss</w:t>
+      </w:r>
+      <w:proofErr w:type="spellEnd"/>
     </w:p>
     <w:p>
       <w:r>
         <w:t>Na lógica do sistema TK se trabalha com hora decimal para calcular o tempo que cada atividade deve ter, para se obter o tempo total de uma atividade é aplicada a taxa que essa atividade tem direito ao tempo total do ciclo que ela pertence</w:t>
       </w:r>
       <w:r>
-        <w:t>, é mais fácil fazer algoritmos que trabalhem com horas utilizando o número decimal em vez do formato hh:mm:ss</w:t>
-      </w:r>
+        <w:t xml:space="preserve">, é mais fácil fazer algoritmos que trabalhem com horas utilizando o número decimal em vez do formato </w:t>
+      </w:r>
+      <w:proofErr w:type="spellStart"/>
+      <w:r>
+        <w:t>hh:mm:ss</w:t>
+      </w:r>
+      <w:proofErr w:type="spellEnd"/>
       <w:r>
         <w:t>. Porém para o uso humano é necessário converte</w:t>
       </w:r>
@@ -300,21 +393,41 @@
         <w:t>r</w:t>
       </w:r>
       <w:r>
-        <w:t xml:space="preserve"> a hora decimal para hora hh:mm:ss, para ele saber quantas horas aquela atividade tem.</w:t>
+        <w:t xml:space="preserve"> a hora decimal para hora </w:t>
+      </w:r>
+      <w:proofErr w:type="spellStart"/>
+      <w:r>
+        <w:t>hh:mm:ss</w:t>
+      </w:r>
+      <w:proofErr w:type="spellEnd"/>
+      <w:r>
+        <w:t>, para ele saber quantas horas aquela atividade tem.</w:t>
       </w:r>
     </w:p>
     <w:p>
       <w:r>
         <w:t xml:space="preserve">O algoritmo da opção 1 começa imprimindo um cabeçalho, depois é pedida uma entrada do usuário que é convertida para o tipo float e é armazenada na variável hora, depois é imprimida na saída o retorno da função </w:t>
       </w:r>
+      <w:proofErr w:type="spellStart"/>
+      <w:proofErr w:type="gramStart"/>
       <w:r>
         <w:t>objetoHorasParaStringHoras</w:t>
       </w:r>
-      <w:r>
-        <w:t xml:space="preserve">(), que tem como argumento o retorno da função </w:t>
-      </w:r>
-      <w:r>
-        <w:t>horaParaHorasBonita(hora)</w:t>
+      <w:proofErr w:type="spellEnd"/>
+      <w:r>
+        <w:t>(</w:t>
+      </w:r>
+      <w:proofErr w:type="gramEnd"/>
+      <w:r>
+        <w:t xml:space="preserve">), que tem como argumento o retorno da função </w:t>
+      </w:r>
+      <w:proofErr w:type="spellStart"/>
+      <w:r>
+        <w:t>horaParaHorasBonita</w:t>
+      </w:r>
+      <w:proofErr w:type="spellEnd"/>
+      <w:r>
+        <w:t>(hora)</w:t>
       </w:r>
       <w:r>
         <w:t xml:space="preserve"> que tem a variável hora como argumento</w:t>
